--- a/Sumario_Executivo_Northwind.docx
+++ b/Sumario_Executivo_Northwind.docx
@@ -1293,23 +1293,135 @@
       <w:pPr>
         <w:pStyle w:val="Commarcadores"/>
         <w:jc w:val="both"/>
-        <w:rPr>
-          <w:highlight w:val="yellow"/>
-        </w:rPr>
       </w:pPr>
       <w:proofErr w:type="spellStart"/>
       <w:r>
-        <w:rPr>
-          <w:highlight w:val="yellow"/>
-        </w:rPr>
         <w:t>Combinações</w:t>
       </w:r>
       <w:proofErr w:type="spellEnd"/>
       <w:r>
-        <w:rPr>
-          <w:highlight w:val="yellow"/>
-        </w:rPr>
-        <w:t xml:space="preserve"> de alto valor: Beverages + Dairy Products (ticket médio R$ 2.444) e Beverages + Condiments (R$ 2.414) no mesmo pedido.</w:t>
+        <w:t xml:space="preserve"> de alto valor: Beverages + Dairy</w:t>
+      </w:r>
+      <w:r>
+        <w:t xml:space="preserve"> Products (ticket </w:t>
+      </w:r>
+      <w:proofErr w:type="spellStart"/>
+      <w:r>
+        <w:t>médio</w:t>
+      </w:r>
+      <w:proofErr w:type="spellEnd"/>
+      <w:r>
+        <w:t xml:space="preserve"> R$ 2.445</w:t>
+      </w:r>
+      <w:r>
+        <w:t>) e Beverages + Condim</w:t>
+      </w:r>
+      <w:r>
+        <w:t xml:space="preserve">ents (R$ 2.414) no </w:t>
+      </w:r>
+      <w:proofErr w:type="spellStart"/>
+      <w:r>
+        <w:t>mesmo</w:t>
+      </w:r>
+      <w:proofErr w:type="spellEnd"/>
+      <w:r>
+        <w:t xml:space="preserve"> </w:t>
+      </w:r>
+      <w:proofErr w:type="spellStart"/>
+      <w:r>
+        <w:t>pedido</w:t>
+      </w:r>
+      <w:proofErr w:type="spellEnd"/>
+      <w:r>
+        <w:t xml:space="preserve">, </w:t>
+      </w:r>
+      <w:proofErr w:type="spellStart"/>
+      <w:r>
+        <w:t>que</w:t>
+      </w:r>
+      <w:proofErr w:type="spellEnd"/>
+      <w:r>
+        <w:t xml:space="preserve"> </w:t>
+      </w:r>
+      <w:proofErr w:type="spellStart"/>
+      <w:r>
+        <w:t>são</w:t>
+      </w:r>
+      <w:proofErr w:type="spellEnd"/>
+      <w:r>
+        <w:t xml:space="preserve"> as </w:t>
+      </w:r>
+      <w:proofErr w:type="spellStart"/>
+      <w:r>
+        <w:t>categorias</w:t>
+      </w:r>
+      <w:proofErr w:type="spellEnd"/>
+      <w:r>
+        <w:t xml:space="preserve"> com </w:t>
+      </w:r>
+      <w:proofErr w:type="spellStart"/>
+      <w:r>
+        <w:t>maior</w:t>
+      </w:r>
+      <w:proofErr w:type="spellEnd"/>
+      <w:r>
+        <w:t xml:space="preserve"> TM e </w:t>
+      </w:r>
+      <w:proofErr w:type="spellStart"/>
+      <w:r>
+        <w:t>estão</w:t>
+      </w:r>
+      <w:proofErr w:type="spellEnd"/>
+      <w:r>
+        <w:t xml:space="preserve"> </w:t>
+      </w:r>
+      <w:proofErr w:type="spellStart"/>
+      <w:r>
+        <w:t>dentre</w:t>
+      </w:r>
+      <w:proofErr w:type="spellEnd"/>
+      <w:r>
+        <w:t xml:space="preserve"> as </w:t>
+      </w:r>
+      <w:proofErr w:type="spellStart"/>
+      <w:r>
+        <w:t>categorias</w:t>
+      </w:r>
+      <w:proofErr w:type="spellEnd"/>
+      <w:r>
+        <w:t xml:space="preserve"> com </w:t>
+      </w:r>
+      <w:proofErr w:type="spellStart"/>
+      <w:r>
+        <w:t>maior</w:t>
+      </w:r>
+      <w:proofErr w:type="spellEnd"/>
+      <w:r>
+        <w:t xml:space="preserve"> volume de </w:t>
+      </w:r>
+      <w:proofErr w:type="spellStart"/>
+      <w:r>
+        <w:t>pedidos</w:t>
+      </w:r>
+      <w:proofErr w:type="spellEnd"/>
+      <w:r>
+        <w:t xml:space="preserve"> </w:t>
+      </w:r>
+      <w:proofErr w:type="spellStart"/>
+      <w:r>
+        <w:t>em</w:t>
+      </w:r>
+      <w:proofErr w:type="spellEnd"/>
+      <w:r>
+        <w:t xml:space="preserve"> </w:t>
+      </w:r>
+      <w:proofErr w:type="spellStart"/>
+      <w:r>
+        <w:t>conjunto</w:t>
+      </w:r>
+      <w:proofErr w:type="spellEnd"/>
+      <w:r>
+        <w:t>.</w:t>
       </w:r>
     </w:p>
     <w:p>
@@ -1320,11 +1432,159 @@
           <w:highlight w:val="yellow"/>
         </w:rPr>
       </w:pPr>
+      <w:proofErr w:type="spellStart"/>
       <w:r>
         <w:rPr>
           <w:highlight w:val="yellow"/>
         </w:rPr>
-        <w:t>Oportunidades regionais: Meat/Poultry em Co. Cork (R$ 4.183) e Beverages em Québec (R$ 3.139).</w:t>
+        <w:t>Produtos</w:t>
+      </w:r>
+      <w:proofErr w:type="spellEnd"/>
+      <w:r>
+        <w:rPr>
+          <w:highlight w:val="yellow"/>
+        </w:rPr>
+        <w:t xml:space="preserve"> </w:t>
+      </w:r>
+      <w:proofErr w:type="spellStart"/>
+      <w:r>
+        <w:rPr>
+          <w:highlight w:val="yellow"/>
+        </w:rPr>
+        <w:t>âncora</w:t>
+      </w:r>
+      <w:proofErr w:type="spellEnd"/>
+      <w:r>
+        <w:rPr>
+          <w:highlight w:val="yellow"/>
+        </w:rPr>
+        <w:t xml:space="preserve"> </w:t>
+      </w:r>
+      <w:proofErr w:type="spellStart"/>
+      <w:r>
+        <w:rPr>
+          <w:highlight w:val="yellow"/>
+        </w:rPr>
+        <w:t>atraem</w:t>
+      </w:r>
+      <w:proofErr w:type="spellEnd"/>
+      <w:r>
+        <w:rPr>
+          <w:highlight w:val="yellow"/>
+        </w:rPr>
+        <w:t xml:space="preserve"> </w:t>
+      </w:r>
+      <w:proofErr w:type="spellStart"/>
+      <w:r>
+        <w:rPr>
+          <w:highlight w:val="yellow"/>
+        </w:rPr>
+        <w:t>novos</w:t>
+      </w:r>
+      <w:proofErr w:type="spellEnd"/>
+      <w:r>
+        <w:rPr>
+          <w:highlight w:val="yellow"/>
+        </w:rPr>
+        <w:t xml:space="preserve"> </w:t>
+      </w:r>
+      <w:proofErr w:type="spellStart"/>
+      <w:r>
+        <w:rPr>
+          <w:highlight w:val="yellow"/>
+        </w:rPr>
+        <w:t>clientes</w:t>
+      </w:r>
+      <w:proofErr w:type="spellEnd"/>
+      <w:r>
+        <w:rPr>
+          <w:highlight w:val="yellow"/>
+        </w:rPr>
+        <w:t xml:space="preserve">; </w:t>
+      </w:r>
+      <w:proofErr w:type="spellStart"/>
+      <w:r>
+        <w:rPr>
+          <w:highlight w:val="yellow"/>
+        </w:rPr>
+        <w:t>produtos</w:t>
+      </w:r>
+      <w:proofErr w:type="spellEnd"/>
+      <w:r>
+        <w:rPr>
+          <w:highlight w:val="yellow"/>
+        </w:rPr>
+        <w:t xml:space="preserve"> de </w:t>
+      </w:r>
+      <w:proofErr w:type="spellStart"/>
+      <w:r>
+        <w:rPr>
+          <w:highlight w:val="yellow"/>
+        </w:rPr>
+        <w:t>expansão</w:t>
+      </w:r>
+      <w:proofErr w:type="spellEnd"/>
+      <w:r>
+        <w:rPr>
+          <w:highlight w:val="yellow"/>
+        </w:rPr>
+        <w:t xml:space="preserve"> </w:t>
+      </w:r>
+      <w:proofErr w:type="spellStart"/>
+      <w:r>
+        <w:rPr>
+          <w:highlight w:val="yellow"/>
+        </w:rPr>
+        <w:t>elevam</w:t>
+      </w:r>
+      <w:proofErr w:type="spellEnd"/>
+      <w:r>
+        <w:rPr>
+          <w:highlight w:val="yellow"/>
+        </w:rPr>
+        <w:t xml:space="preserve"> valor </w:t>
+      </w:r>
+      <w:proofErr w:type="spellStart"/>
+      <w:r>
+        <w:rPr>
+          <w:highlight w:val="yellow"/>
+        </w:rPr>
+        <w:t>em</w:t>
+      </w:r>
+      <w:proofErr w:type="spellEnd"/>
+      <w:r>
+        <w:rPr>
+          <w:highlight w:val="yellow"/>
+        </w:rPr>
+        <w:t xml:space="preserve"> </w:t>
+      </w:r>
+      <w:proofErr w:type="spellStart"/>
+      <w:r>
+        <w:rPr>
+          <w:highlight w:val="yellow"/>
+        </w:rPr>
+        <w:t>pedidos</w:t>
+      </w:r>
+      <w:proofErr w:type="spellEnd"/>
+      <w:r>
+        <w:rPr>
+          <w:highlight w:val="yellow"/>
+        </w:rPr>
+        <w:t xml:space="preserve"> </w:t>
+      </w:r>
+      <w:proofErr w:type="spellStart"/>
+      <w:r>
+        <w:rPr>
+          <w:highlight w:val="yellow"/>
+        </w:rPr>
+        <w:t>subsequentes</w:t>
+      </w:r>
+      <w:proofErr w:type="spellEnd"/>
+      <w:r>
+        <w:rPr>
+          <w:highlight w:val="yellow"/>
+        </w:rPr>
+        <w:t>.</w:t>
       </w:r>
     </w:p>
     <w:p>
@@ -1339,7 +1599,7 @@
         <w:rPr>
           <w:highlight w:val="yellow"/>
         </w:rPr>
-        <w:t>Produtos âncora atraem novos clientes; produtos de expansão elevam valor em pedidos subsequentes.</w:t>
+        <w:t>Oportunidades regionais: Meat/Poultry em Co. Cork (R$ 4.183) e Beverages em Québec (R$ 3.139).</w:t>
       </w:r>
     </w:p>
     <w:p>
@@ -1350,11 +1610,33 @@
           <w:highlight w:val="yellow"/>
         </w:rPr>
       </w:pPr>
+      <w:proofErr w:type="spellStart"/>
       <w:r>
         <w:rPr>
           <w:highlight w:val="yellow"/>
         </w:rPr>
-        <w:t>Pedidos com desconto (45</w:t>
+        <w:t>Pedidos</w:t>
+      </w:r>
+      <w:proofErr w:type="spellEnd"/>
+      <w:r>
+        <w:rPr>
+          <w:highlight w:val="yellow"/>
+        </w:rPr>
+        <w:t xml:space="preserve"> com </w:t>
+      </w:r>
+      <w:proofErr w:type="spellStart"/>
+      <w:r>
+        <w:rPr>
+          <w:highlight w:val="yellow"/>
+        </w:rPr>
+        <w:t>desconto</w:t>
+      </w:r>
+      <w:proofErr w:type="spellEnd"/>
+      <w:r>
+        <w:rPr>
+          <w:highlight w:val="yellow"/>
+        </w:rPr>
+        <w:t xml:space="preserve"> (45</w:t>
       </w:r>
       <w:proofErr w:type="gramStart"/>
       <w:r>
@@ -1416,16 +1698,11 @@
     <w:p/>
     <w:p>
       <w:r>
-        <w:rPr>
-          <w:noProof/>
-          <w:lang w:val="pt-BR" w:eastAsia="pt-BR"/>
-        </w:rPr>
-        <w:lastRenderedPageBreak/>
         <w:drawing>
-          <wp:inline distT="0" distB="0" distL="0" distR="0" wp14:anchorId="6D525445" wp14:editId="0A77C206">
-            <wp:extent cx="5486400" cy="2992582"/>
+          <wp:inline distT="0" distB="0" distL="0" distR="0" wp14:anchorId="03111B5B" wp14:editId="46E38049">
+            <wp:extent cx="5486400" cy="1658087"/>
             <wp:effectExtent l="0" t="0" r="0" b="0"/>
-            <wp:docPr id="4" name="Picture 4"/>
+            <wp:docPr id="2" name="Imagem 2"/>
             <wp:cNvGraphicFramePr>
               <a:graphicFrameLocks xmlns:a="http://schemas.openxmlformats.org/drawingml/2006/main" noChangeAspect="1"/>
             </wp:cNvGraphicFramePr>
@@ -1433,7 +1710,7 @@
               <a:graphicData uri="http://schemas.openxmlformats.org/drawingml/2006/picture">
                 <pic:pic xmlns:pic="http://schemas.openxmlformats.org/drawingml/2006/picture">
                   <pic:nvPicPr>
-                    <pic:cNvPr id="0" name="04_cross_sell_categorias.png"/>
+                    <pic:cNvPr id="0" name=""/>
                     <pic:cNvPicPr/>
                   </pic:nvPicPr>
                   <pic:blipFill>
@@ -1445,7 +1722,7 @@
                   <pic:spPr>
                     <a:xfrm>
                       <a:off x="0" y="0"/>
-                      <a:ext cx="5486400" cy="2992582"/>
+                      <a:ext cx="5486400" cy="1658087"/>
                     </a:xfrm>
                     <a:prstGeom prst="rect">
                       <a:avLst/>
@@ -1461,14 +1738,215 @@
     <w:p>
       <w:pPr>
         <w:jc w:val="center"/>
-      </w:pPr>
-      <w:r>
         <w:rPr>
           <w:i/>
           <w:color w:val="475569"/>
           <w:sz w:val="18"/>
         </w:rPr>
-        <w:t>Figura 3 — Top pares de categorias compradas juntas (oportunidades de cross-sell).</w:t>
+      </w:pPr>
+      <w:proofErr w:type="spellStart"/>
+      <w:r>
+        <w:rPr>
+          <w:i/>
+          <w:color w:val="475569"/>
+          <w:sz w:val="18"/>
+        </w:rPr>
+        <w:t>Figura</w:t>
+      </w:r>
+      <w:proofErr w:type="spellEnd"/>
+      <w:r>
+        <w:rPr>
+          <w:i/>
+          <w:color w:val="475569"/>
+          <w:sz w:val="18"/>
+        </w:rPr>
+        <w:t xml:space="preserve"> 3 — </w:t>
+      </w:r>
+      <w:r>
+        <w:rPr>
+          <w:i/>
+          <w:color w:val="475569"/>
+          <w:sz w:val="18"/>
+        </w:rPr>
+        <w:t xml:space="preserve">Ranking de TM </w:t>
+      </w:r>
+      <w:proofErr w:type="spellStart"/>
+      <w:proofErr w:type="gramStart"/>
+      <w:r>
+        <w:rPr>
+          <w:i/>
+          <w:color w:val="475569"/>
+          <w:sz w:val="18"/>
+        </w:rPr>
+        <w:t>por</w:t>
+      </w:r>
+      <w:proofErr w:type="spellEnd"/>
+      <w:r>
+        <w:rPr>
+          <w:i/>
+          <w:color w:val="475569"/>
+          <w:sz w:val="18"/>
+        </w:rPr>
+        <w:t xml:space="preserve"> </w:t>
+      </w:r>
+      <w:r>
+        <w:rPr>
+          <w:i/>
+          <w:color w:val="475569"/>
+          <w:sz w:val="18"/>
+        </w:rPr>
+        <w:t xml:space="preserve"> </w:t>
+      </w:r>
+      <w:proofErr w:type="spellStart"/>
+      <w:r>
+        <w:rPr>
+          <w:i/>
+          <w:color w:val="475569"/>
+          <w:sz w:val="18"/>
+        </w:rPr>
+        <w:t>categorias</w:t>
+      </w:r>
+      <w:proofErr w:type="spellEnd"/>
+      <w:proofErr w:type="gramEnd"/>
+      <w:r>
+        <w:rPr>
+          <w:i/>
+          <w:color w:val="475569"/>
+          <w:sz w:val="18"/>
+        </w:rPr>
+        <w:t>.</w:t>
+      </w:r>
+    </w:p>
+    <w:p>
+      <w:pPr>
+        <w:jc w:val="center"/>
+      </w:pPr>
+      <w:r>
+        <w:drawing>
+          <wp:inline distT="0" distB="0" distL="0" distR="0" wp14:anchorId="51389156" wp14:editId="022C7759">
+            <wp:extent cx="5486400" cy="2969162"/>
+            <wp:effectExtent l="0" t="0" r="0" b="3175"/>
+            <wp:docPr id="3" name="Imagem 3"/>
+            <wp:cNvGraphicFramePr>
+              <a:graphicFrameLocks xmlns:a="http://schemas.openxmlformats.org/drawingml/2006/main" noChangeAspect="1"/>
+            </wp:cNvGraphicFramePr>
+            <a:graphic xmlns:a="http://schemas.openxmlformats.org/drawingml/2006/main">
+              <a:graphicData uri="http://schemas.openxmlformats.org/drawingml/2006/picture">
+                <pic:pic xmlns:pic="http://schemas.openxmlformats.org/drawingml/2006/picture">
+                  <pic:nvPicPr>
+                    <pic:cNvPr id="0" name=""/>
+                    <pic:cNvPicPr/>
+                  </pic:nvPicPr>
+                  <pic:blipFill>
+                    <a:blip r:embed="rId11"/>
+                    <a:stretch>
+                      <a:fillRect/>
+                    </a:stretch>
+                  </pic:blipFill>
+                  <pic:spPr>
+                    <a:xfrm>
+                      <a:off x="0" y="0"/>
+                      <a:ext cx="5486400" cy="2969162"/>
+                    </a:xfrm>
+                    <a:prstGeom prst="rect">
+                      <a:avLst/>
+                    </a:prstGeom>
+                  </pic:spPr>
+                </pic:pic>
+              </a:graphicData>
+            </a:graphic>
+          </wp:inline>
+        </w:drawing>
+      </w:r>
+    </w:p>
+    <w:p>
+      <w:pPr>
+        <w:jc w:val="center"/>
+        <w:rPr>
+          <w:i/>
+          <w:color w:val="475569"/>
+          <w:sz w:val="18"/>
+        </w:rPr>
+      </w:pPr>
+      <w:proofErr w:type="spellStart"/>
+      <w:r>
+        <w:rPr>
+          <w:i/>
+          <w:color w:val="475569"/>
+          <w:sz w:val="18"/>
+        </w:rPr>
+        <w:t>Figura</w:t>
+      </w:r>
+      <w:proofErr w:type="spellEnd"/>
+      <w:r>
+        <w:rPr>
+          <w:i/>
+          <w:color w:val="475569"/>
+          <w:sz w:val="18"/>
+        </w:rPr>
+        <w:t xml:space="preserve"> 4</w:t>
+      </w:r>
+      <w:r>
+        <w:rPr>
+          <w:i/>
+          <w:color w:val="475569"/>
+          <w:sz w:val="18"/>
+        </w:rPr>
+        <w:t xml:space="preserve"> — Top pares de </w:t>
+      </w:r>
+      <w:proofErr w:type="spellStart"/>
+      <w:r>
+        <w:rPr>
+          <w:i/>
+          <w:color w:val="475569"/>
+          <w:sz w:val="18"/>
+        </w:rPr>
+        <w:t>categorias</w:t>
+      </w:r>
+      <w:proofErr w:type="spellEnd"/>
+      <w:r>
+        <w:rPr>
+          <w:i/>
+          <w:color w:val="475569"/>
+          <w:sz w:val="18"/>
+        </w:rPr>
+        <w:t xml:space="preserve"> </w:t>
+      </w:r>
+      <w:proofErr w:type="spellStart"/>
+      <w:r>
+        <w:rPr>
+          <w:i/>
+          <w:color w:val="475569"/>
+          <w:sz w:val="18"/>
+        </w:rPr>
+        <w:t>compradas</w:t>
+      </w:r>
+      <w:proofErr w:type="spellEnd"/>
+      <w:r>
+        <w:rPr>
+          <w:i/>
+          <w:color w:val="475569"/>
+          <w:sz w:val="18"/>
+        </w:rPr>
+        <w:t xml:space="preserve"> juntas (</w:t>
+      </w:r>
+      <w:proofErr w:type="spellStart"/>
+      <w:r>
+        <w:rPr>
+          <w:i/>
+          <w:color w:val="475569"/>
+          <w:sz w:val="18"/>
+        </w:rPr>
+        <w:t>oportunidades</w:t>
+      </w:r>
+      <w:proofErr w:type="spellEnd"/>
+      <w:r>
+        <w:rPr>
+          <w:i/>
+          <w:color w:val="475569"/>
+          <w:sz w:val="18"/>
+        </w:rPr>
+        <w:t xml:space="preserve"> de cross-sell).</w:t>
       </w:r>
     </w:p>
     <w:p/>
@@ -1479,6 +1957,7 @@
           <w:noProof/>
           <w:lang w:val="pt-BR" w:eastAsia="pt-BR"/>
         </w:rPr>
+        <w:lastRenderedPageBreak/>
         <w:drawing>
           <wp:inline distT="0" distB="0" distL="0" distR="0" wp14:anchorId="2F5B0379" wp14:editId="51A101A3">
             <wp:extent cx="5486400" cy="3918857"/>
@@ -1495,7 +1974,7 @@
                     <pic:cNvPicPr/>
                   </pic:nvPicPr>
                   <pic:blipFill>
-                    <a:blip r:embed="rId11"/>
+                    <a:blip r:embed="rId12"/>
                     <a:stretch>
                       <a:fillRect/>
                     </a:stretch>
@@ -1526,7 +2005,6 @@
           <w:color w:val="475569"/>
           <w:sz w:val="18"/>
         </w:rPr>
-        <w:lastRenderedPageBreak/>
         <w:t>Figura 4 — Produtos âncora (1º pedido) vs produtos de expansão (pedidos seguintes).</w:t>
       </w:r>
     </w:p>
@@ -1554,9 +2032,51 @@
       <w:pPr>
         <w:pStyle w:val="Commarcadores"/>
         <w:jc w:val="both"/>
+        <w:rPr>
+          <w:highlight w:val="yellow"/>
+        </w:rPr>
       </w:pPr>
-      <w:r>
-        <w:t>Coorte de retenção: queda de 100% para ~39% no mês 1 após o primeiro pedido.</w:t>
+      <w:proofErr w:type="spellStart"/>
+      <w:r>
+        <w:rPr>
+          <w:highlight w:val="yellow"/>
+        </w:rPr>
+        <w:t>Coorte</w:t>
+      </w:r>
+      <w:proofErr w:type="spellEnd"/>
+      <w:r>
+        <w:rPr>
+          <w:highlight w:val="yellow"/>
+        </w:rPr>
+        <w:t xml:space="preserve"> de </w:t>
+      </w:r>
+      <w:proofErr w:type="spellStart"/>
+      <w:r>
+        <w:rPr>
+          <w:highlight w:val="yellow"/>
+        </w:rPr>
+        <w:t>retenção</w:t>
+      </w:r>
+      <w:proofErr w:type="spellEnd"/>
+      <w:r>
+        <w:rPr>
+          <w:highlight w:val="yellow"/>
+        </w:rPr>
+        <w:t xml:space="preserve">: </w:t>
+      </w:r>
+      <w:proofErr w:type="spellStart"/>
+      <w:r>
+        <w:rPr>
+          <w:highlight w:val="yellow"/>
+        </w:rPr>
+        <w:t>queda</w:t>
+      </w:r>
+      <w:proofErr w:type="spellEnd"/>
+      <w:r>
+        <w:rPr>
+          <w:highlight w:val="yellow"/>
+        </w:rPr>
+        <w:t xml:space="preserve"> de 100% para ~39% no mês 1 após o primeiro pedido.</w:t>
       </w:r>
     </w:p>
     <w:p>
@@ -1564,8 +2084,189 @@
         <w:pStyle w:val="Commarcadores"/>
         <w:jc w:val="both"/>
       </w:pPr>
-      <w:r>
-        <w:t>Periodicidade média global: 83 dias entre compras; 17 clientes (19%) em potencial churn.</w:t>
+      <w:proofErr w:type="spellStart"/>
+      <w:r>
+        <w:t>Periodicidade</w:t>
+      </w:r>
+      <w:proofErr w:type="spellEnd"/>
+      <w:r>
+        <w:t xml:space="preserve"> </w:t>
+      </w:r>
+      <w:proofErr w:type="spellStart"/>
+      <w:r>
+        <w:t>média</w:t>
+      </w:r>
+      <w:proofErr w:type="spellEnd"/>
+      <w:r>
+        <w:t xml:space="preserve"> </w:t>
+      </w:r>
+      <w:r>
+        <w:t xml:space="preserve">entre </w:t>
+      </w:r>
+      <w:proofErr w:type="spellStart"/>
+      <w:r>
+        <w:t>pedidos</w:t>
+      </w:r>
+      <w:proofErr w:type="spellEnd"/>
+      <w:r>
+        <w:t xml:space="preserve"> de 83 </w:t>
+      </w:r>
+      <w:proofErr w:type="spellStart"/>
+      <w:proofErr w:type="gramStart"/>
+      <w:r>
+        <w:t>dias</w:t>
+      </w:r>
+      <w:proofErr w:type="spellEnd"/>
+      <w:proofErr w:type="gramEnd"/>
+      <w:r>
+        <w:t xml:space="preserve"> entre </w:t>
+      </w:r>
+      <w:proofErr w:type="spellStart"/>
+      <w:r>
+        <w:t>compras</w:t>
+      </w:r>
+      <w:proofErr w:type="spellEnd"/>
+      <w:r>
+        <w:t xml:space="preserve">. </w:t>
+      </w:r>
+      <w:proofErr w:type="spellStart"/>
+      <w:r>
+        <w:t>Foram</w:t>
+      </w:r>
+      <w:proofErr w:type="spellEnd"/>
+      <w:r>
+        <w:t xml:space="preserve"> </w:t>
+      </w:r>
+      <w:proofErr w:type="spellStart"/>
+      <w:r>
+        <w:t>identificados</w:t>
+      </w:r>
+      <w:proofErr w:type="spellEnd"/>
+      <w:r>
+        <w:t xml:space="preserve"> </w:t>
+      </w:r>
+      <w:r>
+        <w:t xml:space="preserve">17 </w:t>
+      </w:r>
+      <w:proofErr w:type="spellStart"/>
+      <w:r>
+        <w:t>clientes</w:t>
+      </w:r>
+      <w:proofErr w:type="spellEnd"/>
+      <w:r>
+        <w:t xml:space="preserve"> (19%) </w:t>
+      </w:r>
+      <w:proofErr w:type="spellStart"/>
+      <w:r>
+        <w:t>em</w:t>
+      </w:r>
+      <w:proofErr w:type="spellEnd"/>
+      <w:r>
+        <w:t xml:space="preserve"> </w:t>
+      </w:r>
+      <w:proofErr w:type="spellStart"/>
+      <w:r>
+        <w:t>potencial</w:t>
+      </w:r>
+      <w:proofErr w:type="spellEnd"/>
+      <w:r>
+        <w:t xml:space="preserve"> churn</w:t>
+      </w:r>
+      <w:r>
+        <w:t xml:space="preserve">, </w:t>
+      </w:r>
+      <w:proofErr w:type="spellStart"/>
+      <w:r>
+        <w:t>isto</w:t>
+      </w:r>
+      <w:proofErr w:type="spellEnd"/>
+      <w:r>
+        <w:t xml:space="preserve"> é, </w:t>
+      </w:r>
+      <w:proofErr w:type="spellStart"/>
+      <w:r>
+        <w:t>acima</w:t>
+      </w:r>
+      <w:proofErr w:type="spellEnd"/>
+      <w:r>
+        <w:t xml:space="preserve"> da media de 83 </w:t>
+      </w:r>
+      <w:proofErr w:type="spellStart"/>
+      <w:proofErr w:type="gramStart"/>
+      <w:r>
+        <w:t>dias</w:t>
+      </w:r>
+      <w:proofErr w:type="spellEnd"/>
+      <w:proofErr w:type="gramEnd"/>
+      <w:r>
+        <w:t xml:space="preserve"> </w:t>
+      </w:r>
+      <w:proofErr w:type="spellStart"/>
+      <w:r>
+        <w:t>sem</w:t>
+      </w:r>
+      <w:proofErr w:type="spellEnd"/>
+      <w:r>
+        <w:t xml:space="preserve"> </w:t>
+      </w:r>
+      <w:proofErr w:type="spellStart"/>
+      <w:r>
+        <w:t>comprar</w:t>
+      </w:r>
+      <w:proofErr w:type="spellEnd"/>
+      <w:r>
+        <w:t>.</w:t>
+      </w:r>
+      <w:r>
+        <w:t xml:space="preserve"> </w:t>
+      </w:r>
+      <w:proofErr w:type="spellStart"/>
+      <w:r>
+        <w:t>Dentre</w:t>
+      </w:r>
+      <w:proofErr w:type="spellEnd"/>
+      <w:r>
+        <w:t xml:space="preserve"> </w:t>
+      </w:r>
+      <w:proofErr w:type="spellStart"/>
+      <w:r>
+        <w:t>esses</w:t>
+      </w:r>
+      <w:proofErr w:type="spellEnd"/>
+      <w:r>
+        <w:t xml:space="preserve"> clients </w:t>
+      </w:r>
+      <w:proofErr w:type="spellStart"/>
+      <w:r>
+        <w:t>estão</w:t>
+      </w:r>
+      <w:proofErr w:type="spellEnd"/>
+      <w:r>
+        <w:t xml:space="preserve">: Centro </w:t>
+      </w:r>
+      <w:proofErr w:type="spellStart"/>
+      <w:r>
+        <w:t>comercial</w:t>
+      </w:r>
+      <w:proofErr w:type="spellEnd"/>
+      <w:r>
+        <w:t xml:space="preserve"> </w:t>
+      </w:r>
+      <w:proofErr w:type="spellStart"/>
+      <w:r>
+        <w:t>Moctezuma</w:t>
+      </w:r>
+      <w:proofErr w:type="spellEnd"/>
+      <w:r>
+        <w:t xml:space="preserve"> (657 </w:t>
+      </w:r>
+      <w:proofErr w:type="gramStart"/>
+      <w:r>
+        <w:t>dias</w:t>
+      </w:r>
+      <w:proofErr w:type="gramEnd"/>
+      <w:r>
+        <w:t>), Mère Paillarde (top 10 receita + risco).</w:t>
       </w:r>
     </w:p>
     <w:p>
@@ -1574,30 +2275,93 @@
         <w:jc w:val="both"/>
       </w:pPr>
       <w:r>
-        <w:t>Clientes críticos: Centro comercial Moctezuma (657 dias), Mère Paillarde (top 10 receita + risco).</w:t>
-      </w:r>
-    </w:p>
-    <w:p>
-      <w:pPr>
-        <w:pStyle w:val="Commarcadores"/>
-        <w:jc w:val="both"/>
-      </w:pPr>
-      <w:r>
-        <w:t>Perfil do churn: França (29%) e EUA (24%) concentram potenciais churns.</w:t>
+        <w:t xml:space="preserve">Perfil do churn: França (29%) e EUA (24%) </w:t>
+      </w:r>
+      <w:proofErr w:type="spellStart"/>
+      <w:r>
+        <w:t>são</w:t>
+      </w:r>
+      <w:proofErr w:type="spellEnd"/>
+      <w:r>
+        <w:t xml:space="preserve"> </w:t>
+      </w:r>
+      <w:proofErr w:type="spellStart"/>
+      <w:r>
+        <w:t>os</w:t>
+      </w:r>
+      <w:proofErr w:type="spellEnd"/>
+      <w:r>
+        <w:t xml:space="preserve"> </w:t>
+      </w:r>
+      <w:proofErr w:type="spellStart"/>
+      <w:r>
+        <w:t>países</w:t>
+      </w:r>
+      <w:proofErr w:type="spellEnd"/>
+      <w:r>
+        <w:t xml:space="preserve"> </w:t>
+      </w:r>
+      <w:proofErr w:type="spellStart"/>
+      <w:r>
+        <w:t>que</w:t>
+      </w:r>
+      <w:proofErr w:type="spellEnd"/>
+      <w:r>
+        <w:t xml:space="preserve"> </w:t>
+      </w:r>
+      <w:proofErr w:type="spellStart"/>
+      <w:r>
+        <w:t>concentram</w:t>
+      </w:r>
+      <w:proofErr w:type="spellEnd"/>
+      <w:r>
+        <w:t xml:space="preserve"> o </w:t>
+      </w:r>
+      <w:proofErr w:type="spellStart"/>
+      <w:r>
+        <w:t>maior</w:t>
+      </w:r>
+      <w:proofErr w:type="spellEnd"/>
+      <w:r>
+        <w:t xml:space="preserve"> </w:t>
+      </w:r>
+      <w:proofErr w:type="spellStart"/>
+      <w:r>
+        <w:t>percentual</w:t>
+      </w:r>
+      <w:proofErr w:type="spellEnd"/>
+      <w:r>
+        <w:t xml:space="preserve"> </w:t>
+      </w:r>
+      <w:proofErr w:type="spellStart"/>
+      <w:r>
+        <w:t>interno</w:t>
+      </w:r>
+      <w:proofErr w:type="spellEnd"/>
+      <w:r>
+        <w:t xml:space="preserve"> de </w:t>
+      </w:r>
+      <w:proofErr w:type="spellStart"/>
+      <w:r>
+        <w:t>potenciais</w:t>
+      </w:r>
+      <w:proofErr w:type="spellEnd"/>
+      <w:r>
+        <w:t xml:space="preserve"> churns.</w:t>
       </w:r>
     </w:p>
     <w:p/>
     <w:p>
-      <w:r>
-        <w:rPr>
-          <w:noProof/>
-          <w:lang w:val="pt-BR" w:eastAsia="pt-BR"/>
-        </w:rPr>
+      <w:pPr>
+        <w:jc w:val="center"/>
+      </w:pPr>
+      <w:r>
+        <w:lastRenderedPageBreak/>
         <w:drawing>
-          <wp:inline distT="0" distB="0" distL="0" distR="0" wp14:anchorId="28C8AB66" wp14:editId="35643216">
-            <wp:extent cx="5486400" cy="2133600"/>
-            <wp:effectExtent l="0" t="0" r="0" b="0"/>
-            <wp:docPr id="6" name="Picture 6"/>
+          <wp:inline distT="0" distB="0" distL="0" distR="0" wp14:anchorId="4EA279D8" wp14:editId="0CB31CCF">
+            <wp:extent cx="3974057" cy="3387256"/>
+            <wp:effectExtent l="0" t="0" r="7620" b="3810"/>
+            <wp:docPr id="9" name="Imagem 9"/>
             <wp:cNvGraphicFramePr>
               <a:graphicFrameLocks xmlns:a="http://schemas.openxmlformats.org/drawingml/2006/main" noChangeAspect="1"/>
             </wp:cNvGraphicFramePr>
@@ -1605,11 +2369,11 @@
               <a:graphicData uri="http://schemas.openxmlformats.org/drawingml/2006/picture">
                 <pic:pic xmlns:pic="http://schemas.openxmlformats.org/drawingml/2006/picture">
                   <pic:nvPicPr>
-                    <pic:cNvPr id="0" name="08_cohort_retencao.png"/>
+                    <pic:cNvPr id="0" name=""/>
                     <pic:cNvPicPr/>
                   </pic:nvPicPr>
                   <pic:blipFill>
-                    <a:blip r:embed="rId12"/>
+                    <a:blip r:embed="rId13"/>
                     <a:stretch>
                       <a:fillRect/>
                     </a:stretch>
@@ -1617,7 +2381,7 @@
                   <pic:spPr>
                     <a:xfrm>
                       <a:off x="0" y="0"/>
-                      <a:ext cx="5486400" cy="2133600"/>
+                      <a:ext cx="3974842" cy="3387925"/>
                     </a:xfrm>
                     <a:prstGeom prst="rect">
                       <a:avLst/>
@@ -1640,7 +2404,69 @@
           <w:color w:val="475569"/>
           <w:sz w:val="18"/>
         </w:rPr>
-        <w:t>Figura 5 — Coorte de retenção: heatmap por mês da coorte e curva média ponderada.</w:t>
+        <w:t>Figura 5 — Coorte de retenç</w:t>
+      </w:r>
+      <w:r>
+        <w:rPr>
+          <w:i/>
+          <w:color w:val="475569"/>
+          <w:sz w:val="18"/>
+        </w:rPr>
+        <w:t xml:space="preserve">ão: heatmap </w:t>
+      </w:r>
+      <w:proofErr w:type="spellStart"/>
+      <w:r>
+        <w:rPr>
+          <w:i/>
+          <w:color w:val="475569"/>
+          <w:sz w:val="18"/>
+        </w:rPr>
+        <w:t>por</w:t>
+      </w:r>
+      <w:proofErr w:type="spellEnd"/>
+      <w:r>
+        <w:rPr>
+          <w:i/>
+          <w:color w:val="475569"/>
+          <w:sz w:val="18"/>
+        </w:rPr>
+        <w:t xml:space="preserve"> </w:t>
+      </w:r>
+      <w:proofErr w:type="spellStart"/>
+      <w:r>
+        <w:rPr>
+          <w:i/>
+          <w:color w:val="475569"/>
+          <w:sz w:val="18"/>
+        </w:rPr>
+        <w:t>mês</w:t>
+      </w:r>
+      <w:proofErr w:type="spellEnd"/>
+      <w:r>
+        <w:rPr>
+          <w:i/>
+          <w:color w:val="475569"/>
+          <w:sz w:val="18"/>
+        </w:rPr>
+        <w:t xml:space="preserve"> da </w:t>
+      </w:r>
+      <w:proofErr w:type="spellStart"/>
+      <w:r>
+        <w:rPr>
+          <w:i/>
+          <w:color w:val="475569"/>
+          <w:sz w:val="18"/>
+        </w:rPr>
+        <w:t>coorte</w:t>
+      </w:r>
+      <w:proofErr w:type="spellEnd"/>
+      <w:r>
+        <w:rPr>
+          <w:i/>
+          <w:color w:val="475569"/>
+          <w:sz w:val="18"/>
+        </w:rPr>
+        <w:t>.</w:t>
       </w:r>
     </w:p>
     <w:p/>
@@ -1667,7 +2493,7 @@
                     <pic:cNvPicPr/>
                   </pic:nvPicPr>
                   <pic:blipFill>
-                    <a:blip r:embed="rId13"/>
+                    <a:blip r:embed="rId14"/>
                     <a:stretch>
                       <a:fillRect/>
                     </a:stretch>
@@ -1701,10 +2527,7 @@
         <w:t>Figura 6 — Clientes em declínio: periodicidade média vs dias desde o último pedido.</w:t>
       </w:r>
     </w:p>
-    <w:p>
-      <w:bookmarkStart w:id="0" w:name="_GoBack"/>
-      <w:bookmarkEnd w:id="0"/>
-    </w:p>
+    <w:p/>
     <w:p/>
     <w:p>
       <w:r>
@@ -1712,6 +2535,7 @@
           <w:noProof/>
           <w:lang w:val="pt-BR" w:eastAsia="pt-BR"/>
         </w:rPr>
+        <w:lastRenderedPageBreak/>
         <w:drawing>
           <wp:inline distT="0" distB="0" distL="0" distR="0" wp14:anchorId="0876524B" wp14:editId="3E3FBACC">
             <wp:extent cx="5486400" cy="1828800"/>
@@ -1728,7 +2552,7 @@
                     <pic:cNvPicPr/>
                   </pic:nvPicPr>
                   <pic:blipFill>
-                    <a:blip r:embed="rId14"/>
+                    <a:blip r:embed="rId15"/>
                     <a:stretch>
                       <a:fillRect/>
                     </a:stretch>
@@ -1843,7 +2667,34 @@
         <w:jc w:val="both"/>
       </w:pPr>
       <w:r>
-        <w:t>Campanhas de cross-sell com pares Beverages + Dairy/Condiments por região de alto ticket.</w:t>
+        <w:t>Campanhas de cross-sell com pares Beverages + Dairy/Condi</w:t>
+      </w:r>
+      <w:r>
+        <w:t xml:space="preserve">ments por </w:t>
+      </w:r>
+      <w:proofErr w:type="spellStart"/>
+      <w:r>
+        <w:t>região</w:t>
+      </w:r>
+      <w:proofErr w:type="spellEnd"/>
+      <w:r>
+        <w:t xml:space="preserve"> de alto ticket </w:t>
+      </w:r>
+      <w:proofErr w:type="spellStart"/>
+      <w:r>
+        <w:t>para</w:t>
+      </w:r>
+      <w:proofErr w:type="spellEnd"/>
+      <w:r>
+        <w:t xml:space="preserve"> </w:t>
+      </w:r>
+      <w:proofErr w:type="spellStart"/>
+      <w:r>
+        <w:t>expansão</w:t>
+      </w:r>
+      <w:proofErr w:type="spellEnd"/>
+      <w:r>
+        <w:t xml:space="preserve"> de BAU.</w:t>
       </w:r>
     </w:p>
     <w:p>
@@ -1851,8 +2702,152 @@
         <w:pStyle w:val="Commarcadores"/>
         <w:jc w:val="both"/>
       </w:pPr>
-      <w:r>
-        <w:t>Playbook comercial dos top 10 clientes (45% da receita).</w:t>
+      <w:proofErr w:type="spellStart"/>
+      <w:r>
+        <w:t>Acompanhamento</w:t>
+      </w:r>
+      <w:proofErr w:type="spellEnd"/>
+      <w:r>
+        <w:t xml:space="preserve"> </w:t>
+      </w:r>
+      <w:proofErr w:type="spellStart"/>
+      <w:r>
+        <w:t>próximo</w:t>
+      </w:r>
+      <w:proofErr w:type="spellEnd"/>
+      <w:r>
+        <w:t xml:space="preserve"> do </w:t>
+      </w:r>
+      <w:r>
+        <w:t>t</w:t>
+      </w:r>
+      <w:r>
+        <w:t xml:space="preserve">op 10 clientes (45% da </w:t>
+      </w:r>
+      <w:proofErr w:type="spellStart"/>
+      <w:r>
+        <w:t>receita</w:t>
+      </w:r>
+      <w:proofErr w:type="spellEnd"/>
+      <w:r>
+        <w:t xml:space="preserve">) </w:t>
+      </w:r>
+      <w:proofErr w:type="spellStart"/>
+      <w:r>
+        <w:t>para</w:t>
+      </w:r>
+      <w:proofErr w:type="spellEnd"/>
+      <w:r>
+        <w:t xml:space="preserve"> </w:t>
+      </w:r>
+      <w:proofErr w:type="spellStart"/>
+      <w:r>
+        <w:t>manter</w:t>
+      </w:r>
+      <w:proofErr w:type="spellEnd"/>
+      <w:r>
+        <w:t xml:space="preserve"> o BAU da </w:t>
+      </w:r>
+      <w:proofErr w:type="spellStart"/>
+      <w:r>
+        <w:t>companhia</w:t>
+      </w:r>
+      <w:proofErr w:type="spellEnd"/>
+      <w:r>
+        <w:t>.</w:t>
+      </w:r>
+    </w:p>
+    <w:p>
+      <w:pPr>
+        <w:pStyle w:val="Commarcadores"/>
+        <w:jc w:val="both"/>
+        <w:rPr>
+          <w:highlight w:val="yellow"/>
+        </w:rPr>
+      </w:pPr>
+      <w:proofErr w:type="spellStart"/>
+      <w:r>
+        <w:rPr>
+          <w:highlight w:val="yellow"/>
+        </w:rPr>
+        <w:t>Produtos</w:t>
+      </w:r>
+      <w:proofErr w:type="spellEnd"/>
+      <w:r>
+        <w:rPr>
+          <w:highlight w:val="yellow"/>
+        </w:rPr>
+        <w:t xml:space="preserve"> </w:t>
+      </w:r>
+      <w:proofErr w:type="spellStart"/>
+      <w:r>
+        <w:rPr>
+          <w:highlight w:val="yellow"/>
+        </w:rPr>
+        <w:t>âncora</w:t>
+      </w:r>
+      <w:proofErr w:type="spellEnd"/>
+      <w:r>
+        <w:rPr>
+          <w:highlight w:val="yellow"/>
+        </w:rPr>
+        <w:t xml:space="preserve"> </w:t>
+      </w:r>
+      <w:proofErr w:type="spellStart"/>
+      <w:proofErr w:type="gramStart"/>
+      <w:r>
+        <w:rPr>
+          <w:highlight w:val="yellow"/>
+        </w:rPr>
+        <w:t>na</w:t>
+      </w:r>
+      <w:proofErr w:type="spellEnd"/>
+      <w:proofErr w:type="gramEnd"/>
+      <w:r>
+        <w:rPr>
+          <w:highlight w:val="yellow"/>
+        </w:rPr>
+        <w:t xml:space="preserve"> </w:t>
+      </w:r>
+      <w:proofErr w:type="spellStart"/>
+      <w:r>
+        <w:rPr>
+          <w:highlight w:val="yellow"/>
+        </w:rPr>
+        <w:t>aquisição</w:t>
+      </w:r>
+      <w:proofErr w:type="spellEnd"/>
+      <w:r>
+        <w:rPr>
+          <w:highlight w:val="yellow"/>
+        </w:rPr>
+        <w:t>; produtos de expansão no upsell pós-primeiro pedido.</w:t>
+      </w:r>
+    </w:p>
+    <w:p>
+      <w:pPr>
+        <w:pStyle w:val="Commarcadores"/>
+        <w:jc w:val="both"/>
+        <w:rPr>
+          <w:highlight w:val="yellow"/>
+        </w:rPr>
+      </w:pPr>
+      <w:r>
+        <w:rPr>
+          <w:highlight w:val="yellow"/>
+        </w:rPr>
+        <w:t>Revisar descontos: manter em pedidos de alto volume, evitar em pedidos abaixo de R$ 1.375.</w:t>
+      </w:r>
+    </w:p>
+    <w:p>
+      <w:pPr>
+        <w:pStyle w:val="Ttulo2"/>
+      </w:pPr>
+      <w:r>
+        <w:rPr>
+          <w:color w:val="1E3A8A"/>
+        </w:rPr>
+        <w:t>4.2 Redução de churn</w:t>
       </w:r>
     </w:p>
     <w:p>
@@ -1861,7 +2856,7 @@
         <w:jc w:val="both"/>
       </w:pPr>
       <w:r>
-        <w:t>Produtos âncora na aquisição; produtos de expansão no upsell pós-primeiro pedido.</w:t>
+        <w:t>Programa de retenção no mês 1 pós-primeiro pedido.</w:t>
       </w:r>
     </w:p>
     <w:p>
@@ -1869,19 +2864,321 @@
         <w:pStyle w:val="Commarcadores"/>
         <w:jc w:val="both"/>
       </w:pPr>
-      <w:r>
-        <w:t>Revisar descontos: manter em pedidos de alto volume, evitar em pedidos abaixo de R$ 1.375.</w:t>
+      <w:proofErr w:type="spellStart"/>
+      <w:r>
+        <w:t>Ação</w:t>
+      </w:r>
+      <w:proofErr w:type="spellEnd"/>
+      <w:r>
+        <w:t xml:space="preserve"> de </w:t>
+      </w:r>
+      <w:proofErr w:type="spellStart"/>
+      <w:r>
+        <w:t>desconto</w:t>
+      </w:r>
+      <w:proofErr w:type="spellEnd"/>
+      <w:r>
+        <w:t xml:space="preserve"> </w:t>
+      </w:r>
+      <w:proofErr w:type="spellStart"/>
+      <w:r>
+        <w:t>em</w:t>
+      </w:r>
+      <w:proofErr w:type="spellEnd"/>
+      <w:r>
+        <w:t xml:space="preserve"> </w:t>
+      </w:r>
+      <w:proofErr w:type="spellStart"/>
+      <w:r>
+        <w:t>produtos</w:t>
+      </w:r>
+      <w:proofErr w:type="spellEnd"/>
+      <w:r>
+        <w:t xml:space="preserve"> </w:t>
+      </w:r>
+      <w:proofErr w:type="spellStart"/>
+      <w:r>
+        <w:t>agregados</w:t>
+      </w:r>
+      <w:proofErr w:type="spellEnd"/>
+      <w:r>
+        <w:t xml:space="preserve"> e </w:t>
+      </w:r>
+      <w:proofErr w:type="spellStart"/>
+      <w:r>
+        <w:t>acompanhamento</w:t>
+      </w:r>
+      <w:proofErr w:type="spellEnd"/>
+      <w:r>
+        <w:t xml:space="preserve"> </w:t>
+      </w:r>
+      <w:proofErr w:type="spellStart"/>
+      <w:r>
+        <w:t>próximo</w:t>
+      </w:r>
+      <w:proofErr w:type="spellEnd"/>
+      <w:r>
+        <w:t xml:space="preserve"> do time commercial </w:t>
+      </w:r>
+      <w:proofErr w:type="spellStart"/>
+      <w:r>
+        <w:t>aos</w:t>
+      </w:r>
+      <w:proofErr w:type="spellEnd"/>
+      <w:r>
+        <w:t xml:space="preserve"> </w:t>
+      </w:r>
+      <w:r>
+        <w:t xml:space="preserve">17 </w:t>
+      </w:r>
+      <w:proofErr w:type="spellStart"/>
+      <w:r>
+        <w:t>clientes</w:t>
+      </w:r>
+      <w:proofErr w:type="spellEnd"/>
+      <w:r>
+        <w:t xml:space="preserve"> </w:t>
+      </w:r>
+      <w:proofErr w:type="spellStart"/>
+      <w:r>
+        <w:t>em</w:t>
+      </w:r>
+      <w:proofErr w:type="spellEnd"/>
+      <w:r>
+        <w:t xml:space="preserve"> potencial churn.</w:t>
       </w:r>
     </w:p>
     <w:p>
       <w:pPr>
-        <w:pStyle w:val="Ttulo2"/>
+        <w:pStyle w:val="Commarcadores"/>
+        <w:jc w:val="both"/>
+        <w:rPr>
+          <w:highlight w:val="yellow"/>
+        </w:rPr>
       </w:pPr>
       <w:r>
         <w:rPr>
-          <w:color w:val="1E3A8A"/>
+          <w:highlight w:val="yellow"/>
         </w:rPr>
-        <w:t>4.2 Redução de churn</w:t>
+        <w:t>Reativação pri</w:t>
+      </w:r>
+      <w:r>
+        <w:rPr>
+          <w:highlight w:val="yellow"/>
+        </w:rPr>
+        <w:t xml:space="preserve">oritária </w:t>
+      </w:r>
+      <w:proofErr w:type="spellStart"/>
+      <w:proofErr w:type="gramStart"/>
+      <w:r>
+        <w:rPr>
+          <w:highlight w:val="yellow"/>
+        </w:rPr>
+        <w:t>na</w:t>
+      </w:r>
+      <w:proofErr w:type="spellEnd"/>
+      <w:proofErr w:type="gramEnd"/>
+      <w:r>
+        <w:rPr>
+          <w:highlight w:val="yellow"/>
+        </w:rPr>
+        <w:t xml:space="preserve"> </w:t>
+      </w:r>
+      <w:proofErr w:type="spellStart"/>
+      <w:r>
+        <w:rPr>
+          <w:highlight w:val="yellow"/>
+        </w:rPr>
+        <w:t>França</w:t>
+      </w:r>
+      <w:proofErr w:type="spellEnd"/>
+      <w:r>
+        <w:rPr>
+          <w:highlight w:val="yellow"/>
+        </w:rPr>
+        <w:t xml:space="preserve"> e EUA, </w:t>
+      </w:r>
+      <w:proofErr w:type="spellStart"/>
+      <w:r>
+        <w:rPr>
+          <w:highlight w:val="yellow"/>
+        </w:rPr>
+        <w:t>iniciando</w:t>
+      </w:r>
+      <w:proofErr w:type="spellEnd"/>
+      <w:r>
+        <w:rPr>
+          <w:highlight w:val="yellow"/>
+        </w:rPr>
+        <w:t xml:space="preserve"> </w:t>
+      </w:r>
+      <w:proofErr w:type="spellStart"/>
+      <w:r>
+        <w:rPr>
+          <w:highlight w:val="yellow"/>
+        </w:rPr>
+        <w:t>pelas</w:t>
+      </w:r>
+      <w:proofErr w:type="spellEnd"/>
+      <w:r>
+        <w:rPr>
+          <w:highlight w:val="yellow"/>
+        </w:rPr>
+        <w:t xml:space="preserve"> </w:t>
+      </w:r>
+      <w:proofErr w:type="spellStart"/>
+      <w:r>
+        <w:rPr>
+          <w:highlight w:val="yellow"/>
+        </w:rPr>
+        <w:t>regiões</w:t>
+      </w:r>
+      <w:proofErr w:type="spellEnd"/>
+      <w:r>
+        <w:rPr>
+          <w:highlight w:val="yellow"/>
+        </w:rPr>
+        <w:t xml:space="preserve"> -&gt; </w:t>
+      </w:r>
+      <w:proofErr w:type="spellStart"/>
+      <w:r>
+        <w:rPr>
+          <w:highlight w:val="yellow"/>
+        </w:rPr>
+        <w:t>quanto</w:t>
+      </w:r>
+      <w:proofErr w:type="spellEnd"/>
+      <w:r>
+        <w:rPr>
+          <w:highlight w:val="yellow"/>
+        </w:rPr>
+        <w:t xml:space="preserve"> de </w:t>
+      </w:r>
+      <w:proofErr w:type="spellStart"/>
+      <w:r>
+        <w:rPr>
+          <w:highlight w:val="yellow"/>
+        </w:rPr>
+        <w:t>receita</w:t>
+      </w:r>
+      <w:proofErr w:type="spellEnd"/>
+      <w:r>
+        <w:rPr>
+          <w:highlight w:val="yellow"/>
+        </w:rPr>
+        <w:t xml:space="preserve"> </w:t>
+      </w:r>
+      <w:proofErr w:type="spellStart"/>
+      <w:r>
+        <w:rPr>
+          <w:highlight w:val="yellow"/>
+        </w:rPr>
+        <w:t>esta</w:t>
+      </w:r>
+      <w:proofErr w:type="spellEnd"/>
+      <w:r>
+        <w:rPr>
+          <w:highlight w:val="yellow"/>
+        </w:rPr>
+        <w:t xml:space="preserve"> </w:t>
+      </w:r>
+      <w:proofErr w:type="spellStart"/>
+      <w:r>
+        <w:rPr>
+          <w:highlight w:val="yellow"/>
+        </w:rPr>
+        <w:t>na</w:t>
+      </w:r>
+      <w:proofErr w:type="spellEnd"/>
+      <w:r>
+        <w:rPr>
+          <w:highlight w:val="yellow"/>
+        </w:rPr>
+        <w:t xml:space="preserve"> mesa </w:t>
+      </w:r>
+      <w:proofErr w:type="spellStart"/>
+      <w:r>
+        <w:rPr>
+          <w:highlight w:val="yellow"/>
+        </w:rPr>
+        <w:t>para</w:t>
+      </w:r>
+      <w:proofErr w:type="spellEnd"/>
+      <w:r>
+        <w:rPr>
+          <w:highlight w:val="yellow"/>
+        </w:rPr>
+        <w:t xml:space="preserve"> </w:t>
+      </w:r>
+      <w:proofErr w:type="spellStart"/>
+      <w:r>
+        <w:rPr>
+          <w:highlight w:val="yellow"/>
+        </w:rPr>
+        <w:t>esses</w:t>
+      </w:r>
+      <w:proofErr w:type="spellEnd"/>
+      <w:r>
+        <w:rPr>
+          <w:highlight w:val="yellow"/>
+        </w:rPr>
+        <w:t xml:space="preserve"> churn </w:t>
+      </w:r>
+      <w:proofErr w:type="spellStart"/>
+      <w:r>
+        <w:rPr>
+          <w:highlight w:val="yellow"/>
+        </w:rPr>
+        <w:t>em</w:t>
+      </w:r>
+      <w:proofErr w:type="spellEnd"/>
+      <w:r>
+        <w:rPr>
+          <w:highlight w:val="yellow"/>
+        </w:rPr>
+        <w:t xml:space="preserve"> </w:t>
+      </w:r>
+      <w:proofErr w:type="spellStart"/>
+      <w:r>
+        <w:rPr>
+          <w:highlight w:val="yellow"/>
+        </w:rPr>
+        <w:t>potencial</w:t>
+      </w:r>
+      <w:proofErr w:type="spellEnd"/>
+      <w:r>
+        <w:rPr>
+          <w:highlight w:val="yellow"/>
+        </w:rPr>
+        <w:t xml:space="preserve"> de </w:t>
+      </w:r>
+      <w:proofErr w:type="spellStart"/>
+      <w:r>
+        <w:rPr>
+          <w:highlight w:val="yellow"/>
+        </w:rPr>
+        <w:t>frança</w:t>
+      </w:r>
+      <w:proofErr w:type="spellEnd"/>
+      <w:r>
+        <w:rPr>
+          <w:highlight w:val="yellow"/>
+        </w:rPr>
+        <w:t xml:space="preserve"> e </w:t>
+      </w:r>
+      <w:proofErr w:type="spellStart"/>
+      <w:r>
+        <w:rPr>
+          <w:highlight w:val="yellow"/>
+        </w:rPr>
+        <w:t>eua</w:t>
+      </w:r>
+      <w:proofErr w:type="spellEnd"/>
+      <w:r>
+        <w:rPr>
+          <w:highlight w:val="yellow"/>
+        </w:rPr>
+        <w:t>?</w:t>
       </w:r>
     </w:p>
     <w:p>
@@ -1890,37 +3187,61 @@
         <w:jc w:val="both"/>
       </w:pPr>
       <w:r>
-        <w:t>Programa de retenção no mês 1 pós-primeiro pedido.</w:t>
+        <w:t xml:space="preserve">Ação comercial imediata para Mère Paillarde e </w:t>
+      </w:r>
+      <w:proofErr w:type="spellStart"/>
+      <w:r>
+        <w:t>demais</w:t>
+      </w:r>
+      <w:proofErr w:type="spellEnd"/>
+      <w:r>
+        <w:t xml:space="preserve"> top </w:t>
+      </w:r>
+      <w:proofErr w:type="spellStart"/>
+      <w:r>
+        <w:t>clientes</w:t>
+      </w:r>
+      <w:proofErr w:type="spellEnd"/>
+      <w:r>
+        <w:t xml:space="preserve"> </w:t>
+      </w:r>
+      <w:proofErr w:type="spellStart"/>
+      <w:r>
+        <w:t>em</w:t>
+      </w:r>
+      <w:proofErr w:type="spellEnd"/>
+      <w:r>
+        <w:t xml:space="preserve"> </w:t>
+      </w:r>
+      <w:proofErr w:type="spellStart"/>
+      <w:r>
+        <w:t>receita</w:t>
+      </w:r>
+      <w:proofErr w:type="spellEnd"/>
+      <w:r>
+        <w:t xml:space="preserve"> sob </w:t>
+      </w:r>
+      <w:proofErr w:type="spellStart"/>
+      <w:r>
+        <w:t>situação</w:t>
+      </w:r>
+      <w:proofErr w:type="spellEnd"/>
+      <w:r>
+        <w:t xml:space="preserve"> de </w:t>
+      </w:r>
+      <w:proofErr w:type="spellStart"/>
+      <w:r>
+        <w:t>risco</w:t>
+      </w:r>
+      <w:proofErr w:type="spellEnd"/>
+      <w:r>
+        <w:t>.</w:t>
       </w:r>
     </w:p>
     <w:p>
-      <w:pPr>
-        <w:pStyle w:val="Commarcadores"/>
-        <w:jc w:val="both"/>
-      </w:pPr>
-      <w:r>
-        <w:t>Monitoramento semanal dos 17 clientes em potencial churn.</w:t>
-      </w:r>
+      <w:bookmarkStart w:id="0" w:name="_GoBack"/>
+      <w:bookmarkEnd w:id="0"/>
     </w:p>
-    <w:p>
-      <w:pPr>
-        <w:pStyle w:val="Commarcadores"/>
-        <w:jc w:val="both"/>
-      </w:pPr>
-      <w:r>
-        <w:t>Reativação prioritária na França e EUA.</w:t>
-      </w:r>
-    </w:p>
-    <w:p>
-      <w:pPr>
-        <w:pStyle w:val="Commarcadores"/>
-        <w:jc w:val="both"/>
-      </w:pPr>
-      <w:r>
-        <w:t>Ação comercial imediata para Mère Paillarde e demais top clientes em risco.</w:t>
-      </w:r>
-    </w:p>
-    <w:p/>
     <w:sectPr>
       <w:pgSz w:w="12240" w:h="15840"/>
       <w:pgMar w:top="1440" w:right="1800" w:bottom="1440" w:left="1800" w:header="720" w:footer="720" w:gutter="0"/>
@@ -2086,7 +3407,7 @@
   <w:abstractNum w:abstractNumId="8">
     <w:nsid w:val="FFFFFF89"/>
     <w:multiLevelType w:val="singleLevel"/>
-    <w:tmpl w:val="96E2ED98"/>
+    <w:tmpl w:val="B240DD6A"/>
     <w:lvl w:ilvl="0">
       <w:start w:val="1"/>
       <w:numFmt w:val="bullet"/>
@@ -2293,7 +3614,7 @@
   <w:style w:type="paragraph" w:default="1" w:styleId="Normal">
     <w:name w:val="Normal"/>
     <w:qFormat/>
-    <w:rsid w:val="006A683C"/>
+    <w:rsid w:val="00284AD1"/>
   </w:style>
   <w:style w:type="paragraph" w:styleId="Ttulo1">
     <w:name w:val="heading 1"/>
@@ -14169,7 +15490,7 @@
   <w:style w:type="paragraph" w:default="1" w:styleId="Normal">
     <w:name w:val="Normal"/>
     <w:qFormat/>
-    <w:rsid w:val="006A683C"/>
+    <w:rsid w:val="00284AD1"/>
   </w:style>
   <w:style w:type="paragraph" w:styleId="Ttulo1">
     <w:name w:val="heading 1"/>
@@ -26211,7 +27532,7 @@
 </file>
 
 <file path=customXml/itemProps1.xml><?xml version="1.0" encoding="utf-8"?>
-<ds:datastoreItem xmlns:ds="http://schemas.openxmlformats.org/officeDocument/2006/customXml" ds:itemID="{1CBEB506-C419-43C9-A7DD-815862978E83}">
+<ds:datastoreItem xmlns:ds="http://schemas.openxmlformats.org/officeDocument/2006/customXml" ds:itemID="{626AD75E-637B-4F8A-AED7-B3188F51CA7B}">
   <ds:schemaRefs>
     <ds:schemaRef ds:uri="http://schemas.openxmlformats.org/officeDocument/2006/bibliography"/>
   </ds:schemaRefs>
